--- a/back/src/static/contratos/AutorizacionTratamientoDatosCapital.docx
+++ b/back/src/static/contratos/AutorizacionTratamientoDatosCapital.docx
@@ -102,7 +102,21 @@
         <w:rPr>
           <w:rFonts w:eastAsia="Arial"/>
         </w:rPr>
-        <w:t>Conocer, actualizar y rectificar sus datos personales frente a los Responsables del Tratamiento o Encargados del Tratamiento. Este derecho se podrá ejercer, entre otros frente a datos parciales, inexactos, incompletos, fraccionados, que induzcan al error, o aquellos cuyo Tratamiento esté prohibido o no haya sido autorizado.</w:t>
+        <w:t xml:space="preserve">Conocer, actualizar y rectificar sus datos personales frente a los </w:t>
+      </w:r>
+      <w:proofErr w:type="gramStart"/>
+      <w:r>
+        <w:rPr>
+          <w:rFonts w:eastAsia="Arial"/>
+        </w:rPr>
+        <w:t>Responsables</w:t>
+      </w:r>
+      <w:proofErr w:type="gramEnd"/>
+      <w:r>
+        <w:rPr>
+          <w:rFonts w:eastAsia="Arial"/>
+        </w:rPr>
+        <w:t xml:space="preserve"> del Tratamiento o Encargados del Tratamiento. Este derecho se podrá ejercer, entre otros frente a datos parciales, inexactos, incompletos, fraccionados, que induzcan al error, o aquellos cuyo Tratamiento esté prohibido o no haya sido autorizado.</w:t>
       </w:r>
     </w:p>
     <w:p>
@@ -122,7 +136,21 @@
         <w:rPr>
           <w:rFonts w:eastAsia="Arial"/>
         </w:rPr>
-        <w:t>Solicitar prueba de la autorización otorgada al Responsable del Tratamiento.</w:t>
+        <w:t xml:space="preserve">Solicitar prueba de la autorización otorgada al </w:t>
+      </w:r>
+      <w:proofErr w:type="gramStart"/>
+      <w:r>
+        <w:rPr>
+          <w:rFonts w:eastAsia="Arial"/>
+        </w:rPr>
+        <w:t>Responsable</w:t>
+      </w:r>
+      <w:proofErr w:type="gramEnd"/>
+      <w:r>
+        <w:rPr>
+          <w:rFonts w:eastAsia="Arial"/>
+        </w:rPr>
+        <w:t xml:space="preserve"> del Tratamiento.</w:t>
       </w:r>
     </w:p>
     <w:p>
@@ -142,7 +170,21 @@
         <w:rPr>
           <w:rFonts w:eastAsia="Arial"/>
         </w:rPr>
-        <w:t>Ser informado por el Responsable del Tratamiento o el Encargado del Tratamiento, previa solicitud, respecto del uso que se les ha dado a sus datos personales.</w:t>
+        <w:t xml:space="preserve">Ser informado por el </w:t>
+      </w:r>
+      <w:proofErr w:type="gramStart"/>
+      <w:r>
+        <w:rPr>
+          <w:rFonts w:eastAsia="Arial"/>
+        </w:rPr>
+        <w:t>Responsable</w:t>
+      </w:r>
+      <w:proofErr w:type="gramEnd"/>
+      <w:r>
+        <w:rPr>
+          <w:rFonts w:eastAsia="Arial"/>
+        </w:rPr>
+        <w:t xml:space="preserve"> del Tratamiento o el Encargado del Tratamiento, previa solicitud, respecto del uso que se les ha dado a sus datos personales.</w:t>
       </w:r>
     </w:p>
     <w:p>
@@ -579,7 +621,35 @@
         <w:rPr>
           <w:rFonts w:eastAsia="Arial"/>
         </w:rPr>
-        <w:t xml:space="preserve">Respecto de los datos con fines de seguridad (i) recolectados directamente en los puntos de seguridad, (ii) tomados de los documentos que suministran las personas al personal de seguridad y (iii) obtenidos de las videograbaciones que se realizan dentro o fuera de las instalaciones de </w:t>
+        <w:t>Respecto de los datos con fines de seguridad (i) recolectados directamente en los puntos de seguridad, (</w:t>
+      </w:r>
+      <w:proofErr w:type="spellStart"/>
+      <w:r>
+        <w:rPr>
+          <w:rFonts w:eastAsia="Arial"/>
+        </w:rPr>
+        <w:t>ii</w:t>
+      </w:r>
+      <w:proofErr w:type="spellEnd"/>
+      <w:r>
+        <w:rPr>
+          <w:rFonts w:eastAsia="Arial"/>
+        </w:rPr>
+        <w:t>) tomados de los documentos que suministran las personas al personal de seguridad y (</w:t>
+      </w:r>
+      <w:proofErr w:type="spellStart"/>
+      <w:r>
+        <w:rPr>
+          <w:rFonts w:eastAsia="Arial"/>
+        </w:rPr>
+        <w:t>iii</w:t>
+      </w:r>
+      <w:proofErr w:type="spellEnd"/>
+      <w:r>
+        <w:rPr>
+          <w:rFonts w:eastAsia="Arial"/>
+        </w:rPr>
+        <w:t xml:space="preserve">) obtenidos de las videograbaciones que se realizan dentro o fuera de las instalaciones de </w:t>
       </w:r>
       <w:r>
         <w:rPr>
@@ -734,7 +804,23 @@
           <w:rFonts w:eastAsia="Arial"/>
           <w:color w:val="000000"/>
         </w:rPr>
-        <w:t>Uso, implementación, desarrollo, aplicación y almacenamiento de cookies e información personal, obtenida a través de los cookies, de la página web y la navegación en la misma.</w:t>
+        <w:t xml:space="preserve">Uso, implementación, desarrollo, aplicación y almacenamiento de cookies e información personal, obtenida a través de </w:t>
+      </w:r>
+      <w:proofErr w:type="gramStart"/>
+      <w:r>
+        <w:rPr>
+          <w:rFonts w:eastAsia="Arial"/>
+          <w:color w:val="000000"/>
+        </w:rPr>
+        <w:t>los cookies</w:t>
+      </w:r>
+      <w:proofErr w:type="gramEnd"/>
+      <w:r>
+        <w:rPr>
+          <w:rFonts w:eastAsia="Arial"/>
+          <w:color w:val="000000"/>
+        </w:rPr>
+        <w:t>, de la página web y la navegación en la misma.</w:t>
       </w:r>
     </w:p>
     <w:p>
@@ -965,7 +1051,49 @@
         <w:rPr>
           <w:rFonts w:eastAsia="Arial"/>
         </w:rPr>
-        <w:t>En señal de autorización firmo en {{Ciudad}}, el {{FechaInicioDia}} de {{FechaInicioMesTexto}} del {{FechaInicioAnio}}</w:t>
+        <w:t>En señal de autorización firmo en {{Ciudad}}, el {{</w:t>
+      </w:r>
+      <w:proofErr w:type="spellStart"/>
+      <w:r>
+        <w:rPr>
+          <w:rFonts w:eastAsia="Arial"/>
+        </w:rPr>
+        <w:t>DiaMes</w:t>
+      </w:r>
+      <w:proofErr w:type="spellEnd"/>
+      <w:r>
+        <w:rPr>
+          <w:rFonts w:eastAsia="Arial"/>
+        </w:rPr>
+        <w:t>}} de {{</w:t>
+      </w:r>
+      <w:proofErr w:type="spellStart"/>
+      <w:r>
+        <w:rPr>
+          <w:rFonts w:eastAsia="Arial"/>
+        </w:rPr>
+        <w:t>MesTexto</w:t>
+      </w:r>
+      <w:proofErr w:type="spellEnd"/>
+      <w:r>
+        <w:rPr>
+          <w:rFonts w:eastAsia="Arial"/>
+        </w:rPr>
+        <w:t>}} del {{</w:t>
+      </w:r>
+      <w:proofErr w:type="spellStart"/>
+      <w:r>
+        <w:rPr>
+          <w:rFonts w:eastAsia="Arial"/>
+        </w:rPr>
+        <w:t>Anio</w:t>
+      </w:r>
+      <w:proofErr w:type="spellEnd"/>
+      <w:r>
+        <w:rPr>
+          <w:rFonts w:eastAsia="Arial"/>
+        </w:rPr>
+        <w:t>}}</w:t>
       </w:r>
     </w:p>
     <w:p>
@@ -1003,7 +1131,21 @@
         <w:rPr>
           <w:rFonts w:eastAsia="Arial"/>
         </w:rPr>
-        <w:t>Teléfono: {{Telefono}}</w:t>
+        <w:t>Teléfono: {{</w:t>
+      </w:r>
+      <w:proofErr w:type="spellStart"/>
+      <w:r>
+        <w:rPr>
+          <w:rFonts w:eastAsia="Arial"/>
+        </w:rPr>
+        <w:t>Telefono</w:t>
+      </w:r>
+      <w:proofErr w:type="spellEnd"/>
+      <w:r>
+        <w:rPr>
+          <w:rFonts w:eastAsia="Arial"/>
+        </w:rPr>
+        <w:t>}}</w:t>
       </w:r>
     </w:p>
     <w:p>
@@ -1047,7 +1189,21 @@
         <w:rPr>
           <w:rFonts w:eastAsia="Arial"/>
         </w:rPr>
-        <w:t>Nombre y apellidos: {{NombreCompleto}}</w:t>
+        <w:t>Nombre y apellidos: {{</w:t>
+      </w:r>
+      <w:proofErr w:type="spellStart"/>
+      <w:r>
+        <w:rPr>
+          <w:rFonts w:eastAsia="Arial"/>
+        </w:rPr>
+        <w:t>NombreCompleto</w:t>
+      </w:r>
+      <w:proofErr w:type="spellEnd"/>
+      <w:r>
+        <w:rPr>
+          <w:rFonts w:eastAsia="Arial"/>
+        </w:rPr>
+        <w:t>}}</w:t>
       </w:r>
     </w:p>
     <w:p>
@@ -1069,7 +1225,35 @@
         <w:rPr>
           <w:rFonts w:eastAsia="Arial"/>
         </w:rPr>
-        <w:t>Identificación: {{TipoDocumento}} No {{NumeroDocumento}}</w:t>
+        <w:t>Identificación: {{</w:t>
+      </w:r>
+      <w:proofErr w:type="spellStart"/>
+      <w:r>
+        <w:rPr>
+          <w:rFonts w:eastAsia="Arial"/>
+        </w:rPr>
+        <w:t>TipoDocumento</w:t>
+      </w:r>
+      <w:proofErr w:type="spellEnd"/>
+      <w:r>
+        <w:rPr>
+          <w:rFonts w:eastAsia="Arial"/>
+        </w:rPr>
+        <w:t>}} No {{</w:t>
+      </w:r>
+      <w:proofErr w:type="spellStart"/>
+      <w:r>
+        <w:rPr>
+          <w:rFonts w:eastAsia="Arial"/>
+        </w:rPr>
+        <w:t>NumeroDocumento</w:t>
+      </w:r>
+      <w:proofErr w:type="spellEnd"/>
+      <w:r>
+        <w:rPr>
+          <w:rFonts w:eastAsia="Arial"/>
+        </w:rPr>
+        <w:t>}}</w:t>
       </w:r>
     </w:p>
     <w:p>
@@ -2986,26 +3170,6 @@
 </file>
 
 <file path=customXml/item1.xml><?xml version="1.0" encoding="utf-8"?>
-<p:properties xmlns:p="http://schemas.microsoft.com/office/2006/metadata/properties" xmlns:xsi="http://www.w3.org/2001/XMLSchema-instance" xmlns:pc="http://schemas.microsoft.com/office/infopath/2007/PartnerControls">
-  <documentManagement>
-    <lcf76f155ced4ddcb4097134ff3c332f xmlns="0671de82-fb77-4741-a946-bbedde5d4f76">
-      <Terms xmlns="http://schemas.microsoft.com/office/infopath/2007/PartnerControls"/>
-    </lcf76f155ced4ddcb4097134ff3c332f>
-    <TaxCatchAll xmlns="bfe36008-4467-4f6a-b17f-684c3d9d556d" xsi:nil="true"/>
-  </documentManagement>
-</p:properties>
-</file>
-
-<file path=customXml/item2.xml><?xml version="1.0" encoding="utf-8"?>
-<?mso-contentType ?>
-<FormTemplates xmlns="http://schemas.microsoft.com/sharepoint/v3/contenttype/forms">
-  <Display>DocumentLibraryForm</Display>
-  <Edit>DocumentLibraryForm</Edit>
-  <New>DocumentLibraryForm</New>
-</FormTemplates>
-</file>
-
-<file path=customXml/item3.xml><?xml version="1.0" encoding="utf-8"?>
 <ct:contentTypeSchema xmlns:ct="http://schemas.microsoft.com/office/2006/metadata/contentType" xmlns:ma="http://schemas.microsoft.com/office/2006/metadata/properties/metaAttributes" ct:_="" ma:_="" ma:contentTypeName="Documento" ma:contentTypeID="0x01010068C79E2D4FBF494D8565142F1B408D23" ma:contentTypeVersion="13" ma:contentTypeDescription="Crear nuevo documento." ma:contentTypeScope="" ma:versionID="033ef99cf88c0d3b788bf7a31a0475d4">
   <xsd:schema xmlns:xsd="http://www.w3.org/2001/XMLSchema" xmlns:xs="http://www.w3.org/2001/XMLSchema" xmlns:p="http://schemas.microsoft.com/office/2006/metadata/properties" xmlns:ns2="0671de82-fb77-4741-a946-bbedde5d4f76" xmlns:ns3="bfe36008-4467-4f6a-b17f-684c3d9d556d" targetNamespace="http://schemas.microsoft.com/office/2006/metadata/properties" ma:root="true" ma:fieldsID="67b2ee94343aeb2f8f0920204dca2d30" ns2:_="" ns3:_="">
     <xsd:import namespace="0671de82-fb77-4741-a946-bbedde5d4f76"/>
@@ -3212,6 +3376,26 @@
 </ct:contentTypeSchema>
 </file>
 
+<file path=customXml/item2.xml><?xml version="1.0" encoding="utf-8"?>
+<?mso-contentType ?>
+<FormTemplates xmlns="http://schemas.microsoft.com/sharepoint/v3/contenttype/forms">
+  <Display>DocumentLibraryForm</Display>
+  <Edit>DocumentLibraryForm</Edit>
+  <New>DocumentLibraryForm</New>
+</FormTemplates>
+</file>
+
+<file path=customXml/item3.xml><?xml version="1.0" encoding="utf-8"?>
+<p:properties xmlns:p="http://schemas.microsoft.com/office/2006/metadata/properties" xmlns:xsi="http://www.w3.org/2001/XMLSchema-instance" xmlns:pc="http://schemas.microsoft.com/office/infopath/2007/PartnerControls">
+  <documentManagement>
+    <lcf76f155ced4ddcb4097134ff3c332f xmlns="0671de82-fb77-4741-a946-bbedde5d4f76">
+      <Terms xmlns="http://schemas.microsoft.com/office/infopath/2007/PartnerControls"/>
+    </lcf76f155ced4ddcb4097134ff3c332f>
+    <TaxCatchAll xmlns="bfe36008-4467-4f6a-b17f-684c3d9d556d" xsi:nil="true"/>
+  </documentManagement>
+</p:properties>
+</file>
+
 <file path=customXml/item4.xml><?xml version="1.0" encoding="utf-8"?>
 <go:gDocsCustomXmlDataStorage xmlns:go="http://customooxmlschemas.google.com/" xmlns:r="http://schemas.openxmlformats.org/officeDocument/2006/relationships">
   <go:docsCustomData xmlns:go="http://customooxmlschemas.google.com/" roundtripDataSignature="AMtx7mjbuP+3rfmRwMwYdFXTchMQViRc5A==">AMUW2mW4StapEVBNkG7HrlPb+2R6N8RGyHtAU4Zgs8fTiPy+KZjxQMO381iPx3SVwc1Qz9+GnJOgmrNa71SlheQJtVfbdvKT9Y1KaB5YduVOn2Fnylld6kY43m+wenx9ZjyarQ0SKTxI</go:docsCustomData>
@@ -3219,25 +3403,6 @@
 </file>
 
 <file path=customXml/itemProps1.xml><?xml version="1.0" encoding="utf-8"?>
-<ds:datastoreItem xmlns:ds="http://schemas.openxmlformats.org/officeDocument/2006/customXml" ds:itemID="{41D49AF8-9F7B-460E-A6AE-E1703074752B}">
-  <ds:schemaRefs>
-    <ds:schemaRef ds:uri="http://schemas.microsoft.com/office/2006/metadata/properties"/>
-    <ds:schemaRef ds:uri="http://schemas.microsoft.com/office/infopath/2007/PartnerControls"/>
-    <ds:schemaRef ds:uri="0671de82-fb77-4741-a946-bbedde5d4f76"/>
-    <ds:schemaRef ds:uri="bfe36008-4467-4f6a-b17f-684c3d9d556d"/>
-  </ds:schemaRefs>
-</ds:datastoreItem>
-</file>
-
-<file path=customXml/itemProps2.xml><?xml version="1.0" encoding="utf-8"?>
-<ds:datastoreItem xmlns:ds="http://schemas.openxmlformats.org/officeDocument/2006/customXml" ds:itemID="{C3EF0F0D-D24C-4BEE-948F-3271E7C67003}">
-  <ds:schemaRefs>
-    <ds:schemaRef ds:uri="http://schemas.microsoft.com/sharepoint/v3/contenttype/forms"/>
-  </ds:schemaRefs>
-</ds:datastoreItem>
-</file>
-
-<file path=customXml/itemProps3.xml><?xml version="1.0" encoding="utf-8"?>
 <ds:datastoreItem xmlns:ds="http://schemas.openxmlformats.org/officeDocument/2006/customXml" ds:itemID="{233D53A4-107F-4084-95ED-FC03705E1786}">
   <ds:schemaRefs>
     <ds:schemaRef ds:uri="http://schemas.microsoft.com/office/2006/metadata/contentType"/>
@@ -3256,6 +3421,25 @@
 </ds:datastoreItem>
 </file>
 
+<file path=customXml/itemProps2.xml><?xml version="1.0" encoding="utf-8"?>
+<ds:datastoreItem xmlns:ds="http://schemas.openxmlformats.org/officeDocument/2006/customXml" ds:itemID="{C3EF0F0D-D24C-4BEE-948F-3271E7C67003}">
+  <ds:schemaRefs>
+    <ds:schemaRef ds:uri="http://schemas.microsoft.com/sharepoint/v3/contenttype/forms"/>
+  </ds:schemaRefs>
+</ds:datastoreItem>
+</file>
+
+<file path=customXml/itemProps3.xml><?xml version="1.0" encoding="utf-8"?>
+<ds:datastoreItem xmlns:ds="http://schemas.openxmlformats.org/officeDocument/2006/customXml" ds:itemID="{41D49AF8-9F7B-460E-A6AE-E1703074752B}">
+  <ds:schemaRefs>
+    <ds:schemaRef ds:uri="http://schemas.microsoft.com/office/2006/metadata/properties"/>
+    <ds:schemaRef ds:uri="http://schemas.microsoft.com/office/infopath/2007/PartnerControls"/>
+    <ds:schemaRef ds:uri="0671de82-fb77-4741-a946-bbedde5d4f76"/>
+    <ds:schemaRef ds:uri="bfe36008-4467-4f6a-b17f-684c3d9d556d"/>
+  </ds:schemaRefs>
+</ds:datastoreItem>
+</file>
+
 <file path=customXml/itemProps4.xml><?xml version="1.0" encoding="utf-8"?>
 <ds:datastoreItem xmlns:ds="http://schemas.openxmlformats.org/officeDocument/2006/customXml" ds:itemID="{11111111-1234-1234-1234-123412341234}">
   <ds:schemaRefs>
